--- a/docs/Projektbeschreibung.docx
+++ b/docs/Projektbeschreibung.docx
@@ -67,7 +67,7 @@
         </w:numPr>
       </w:pPr>
       <w:r>
-        <w:t xml:space="preserve">8 Schaltkanaele ueber ULN2803A, Kontroll-LED je Kanal</w:t>
+        <w:t>8 Schaltkanaele ueber TBD62083APG, Kontroll-LED je Kanal</w:t>
       </w:r>
     </w:p>
     <w:p>
@@ -151,19 +151,19 @@
         </w:numPr>
       </w:pPr>
       <w:r>
-        <w:t xml:space="preserve">Treiber ULN2803A, 8 Kanaele, max. 500 mA je Kanal (Verlustleistung des ULN2803A bei mehreren Kanaelen beachten).</w:t>
-      </w:r>
-    </w:p>
-    <w:p>
-      <w:pPr>
-        <w:pStyle w:val="ListParagraph"/>
-        <w:numPr>
-          <w:ilvl w:val="0"/>
-          <w:numId w:val="2"/>
-        </w:numPr>
-      </w:pPr>
-      <w:r>
-        <w:t xml:space="preserve">R9-R16 (THT 1/4 W) zwischen ULN-Ausgang und Stiftleiste J1: Es ist kein Wert vorgegeben. Der Anwender muss die Widerstaende selbst passend zu Verbraucher und Lastspannung (5-12 V) auslegen, Strom und Verlustleistung beachten.</w:t>
+        <w:t>Treiber TBD62083APG (DMOS, Nachfolger des ULN2803A, gleiche Pinbelegung; ein ULN2803A passt weiterhin in den Sockel), 8 Kanaele, max. 500 mA je Kanal, Summe aller Kanaele ca. 1,5 A. Spannungsabfall am Ausgang nur ca. 0,2-0,4 V statt ca. 1 V beim ULN2803A.</w:t>
+      </w:r>
+    </w:p>
+    <w:p>
+      <w:pPr>
+        <w:pStyle w:val="ListParagraph"/>
+        <w:numPr>
+          <w:ilvl w:val="0"/>
+          <w:numId w:val="2"/>
+        </w:numPr>
+      </w:pPr>
+      <w:r>
+        <w:t>R9-R16 (THT 1/4 W) zwischen Treiber-Ausgang und Stiftleiste J1: Es ist kein Wert vorgegeben. Der Anwender muss die Widerstaende selbst passend zu Verbraucher und Lastspannung (5-12 V) auslegen, Strom und Verlustleistung beachten.</w:t>
       </w:r>
     </w:p>
     <w:p>
